--- a/Cover_Letters/Shinoy_A_P__Moller___Maersk_WMS_Implementor_Cover_Letter.docx
+++ b/Cover_Letters/Shinoy_A_P__Moller___Maersk_WMS_Implementor_Cover_Letter.docx
@@ -14,7 +14,7 @@
     </w:p>
     <w:p>
       <w:r>
-        <w:t>August 28, 2026</w:t>
+        <w:t>September 19, 2026</w:t>
       </w:r>
     </w:p>
     <w:p>
@@ -35,7 +35,12 @@
     </w:p>
     <w:p>
       <w:r>
-        <w:t>Your focus on supply chain execution and deploying applications to enhance operational efficiency aligns closely with my background in testing and implementing complex enterprise systems. In my previous work, I have often partnered with business and technical stakeholders to translate requirements into working solutions, validate data with SQL, and support full project lifecycles from design to go-live.</w:t>
+        <w:t>Your opening for a WMS Implementer caught my attention because it involves close collaboration with business units to deploy applications and manage full system implementations. Throughout my career, I have often worked alongside operational teams to translate requirements into practical technical solutions, configure systems, and support testing phases through to go-live.</w:t>
+      </w:r>
+    </w:p>
+    <w:p>
+      <w:r>
+        <w:t>I am comfortable writing SQL queries to validate backend data, which helps ensure accuracy during major system updates and integrations. I appreciate the focus your team places on supply chain execution and contract logistics.</w:t>
       </w:r>
     </w:p>
     <w:p>

--- a/Cover_Letters/Shinoy_A_P__Moller___Maersk_WMS_Implementor_Cover_Letter.docx
+++ b/Cover_Letters/Shinoy_A_P__Moller___Maersk_WMS_Implementor_Cover_Letter.docx
@@ -14,7 +14,7 @@
     </w:p>
     <w:p>
       <w:r>
-        <w:t>September 19, 2026</w:t>
+        <w:t>October 10, 2026</w:t>
       </w:r>
     </w:p>
     <w:p>
@@ -35,12 +35,12 @@
     </w:p>
     <w:p>
       <w:r>
-        <w:t>Your opening for a WMS Implementer caught my attention because it involves close collaboration with business units to deploy applications and manage full system implementations. Throughout my career, I have often worked alongside operational teams to translate requirements into practical technical solutions, configure systems, and support testing phases through to go-live.</w:t>
+        <w:t>Your opening for a WMS Implementer matches my background in supporting system deployments, requirement analysis, and backend validation. Throughout my career working with financial and enterprise clients, I have often partnered with business units and technical teams to translate operational needs into working technical solutions. I am comfortable coordinating with different groups to test system updates, manage changes, and ensure integrations run smoothly.</w:t>
       </w:r>
     </w:p>
     <w:p>
       <w:r>
-        <w:t>I am comfortable writing SQL queries to validate backend data, which helps ensure accuracy during major system updates and integrations. I appreciate the focus your team places on supply chain execution and contract logistics.</w:t>
+        <w:t>Given my experience in database validation using SQL and my background in managing structured test plans for complex software environments, I can contribute effectively to your warehouse management system implementations.</w:t>
       </w:r>
     </w:p>
     <w:p>
